--- a/docs/answers/as-introtomatrices.docx
+++ b/docs/answers/as-introtomatrices.docx
@@ -44,7 +44,7 @@
       <w:r>
         <w:t xml:space="preserve"> </w:t>
       </w:r>
-      <w:hyperlink r:id="rId20">
+      <w:hyperlink r:id="rId9">
         <w:r>
           <w:rPr>
             <w:rStyle w:val="Hyperlink"/>
@@ -68,7 +68,7 @@
         <w:t xml:space="preserve">Please attempt the questions before reading these answers!</w:t>
       </w:r>
     </w:p>
-    <w:bookmarkStart w:id="24" w:name="q1"/>
+    <w:bookmarkStart w:id="13" w:name="q1"/>
     <w:p>
       <w:pPr>
         <w:pStyle w:val="Heading1"/>
@@ -77,7 +77,7 @@
         <w:t xml:space="preserve">Q1</w:t>
       </w:r>
     </w:p>
-    <w:bookmarkStart w:id="21" w:name="section"/>
+    <w:bookmarkStart w:id="10" w:name="section"/>
     <w:p>
       <w:pPr>
         <w:pStyle w:val="Heading2"/>
@@ -422,8 +422,8 @@
         <w:t xml:space="preserve">.</w:t>
       </w:r>
     </w:p>
-    <w:bookmarkEnd w:id="21"/>
-    <w:bookmarkStart w:id="22" w:name="section-1"/>
+    <w:bookmarkEnd w:id="10"/>
+    <w:bookmarkStart w:id="11" w:name="section-1"/>
     <w:p>
       <w:pPr>
         <w:pStyle w:val="Heading2"/>
@@ -443,21 +443,23 @@
         <m:r>
           <m:t> </m:t>
         </m:r>
+        <m:r>
+          <m:rPr>
+            <m:sty m:val="p"/>
+          </m:rPr>
+          <m:t>[</m:t>
+        </m:r>
+        <m:r>
+          <m:t>A</m:t>
+        </m:r>
         <m:sSub>
           <m:e>
-            <m:d>
-              <m:dPr>
-                <m:begChr m:val="["/>
-                <m:sepChr m:val=""/>
-                <m:endChr m:val="]"/>
-                <m:grow/>
-              </m:dPr>
-              <m:e>
-                <m:r>
-                  <m:t>A</m:t>
-                </m:r>
-              </m:e>
-            </m:d>
+            <m:r>
+              <m:rPr>
+                <m:sty m:val="p"/>
+              </m:rPr>
+              <m:t>]</m:t>
+            </m:r>
           </m:e>
           <m:sub>
             <m:r>
@@ -487,21 +489,23 @@
         <m:r>
           <m:t> </m:t>
         </m:r>
+        <m:r>
+          <m:rPr>
+            <m:sty m:val="p"/>
+          </m:rPr>
+          <m:t>[</m:t>
+        </m:r>
+        <m:r>
+          <m:t>G</m:t>
+        </m:r>
         <m:sSub>
           <m:e>
-            <m:d>
-              <m:dPr>
-                <m:begChr m:val="["/>
-                <m:sepChr m:val=""/>
-                <m:endChr m:val="]"/>
-                <m:grow/>
-              </m:dPr>
-              <m:e>
-                <m:r>
-                  <m:t>G</m:t>
-                </m:r>
-              </m:e>
-            </m:d>
+            <m:r>
+              <m:rPr>
+                <m:sty m:val="p"/>
+              </m:rPr>
+              <m:t>]</m:t>
+            </m:r>
           </m:e>
           <m:sub>
             <m:r>
@@ -531,21 +535,23 @@
         <m:r>
           <m:t> </m:t>
         </m:r>
+        <m:r>
+          <m:rPr>
+            <m:sty m:val="p"/>
+          </m:rPr>
+          <m:t>[</m:t>
+        </m:r>
+        <m:r>
+          <m:t>D</m:t>
+        </m:r>
         <m:sSub>
           <m:e>
-            <m:d>
-              <m:dPr>
-                <m:begChr m:val="["/>
-                <m:sepChr m:val=""/>
-                <m:endChr m:val="]"/>
-                <m:grow/>
-              </m:dPr>
-              <m:e>
-                <m:r>
-                  <m:t>D</m:t>
-                </m:r>
-              </m:e>
-            </m:d>
+            <m:r>
+              <m:rPr>
+                <m:sty m:val="p"/>
+              </m:rPr>
+              <m:t>]</m:t>
+            </m:r>
           </m:e>
           <m:sub>
             <m:r>
@@ -581,21 +587,23 @@
         <m:r>
           <m:t> </m:t>
         </m:r>
+        <m:r>
+          <m:rPr>
+            <m:sty m:val="p"/>
+          </m:rPr>
+          <m:t>[</m:t>
+        </m:r>
+        <m:r>
+          <m:t>F</m:t>
+        </m:r>
         <m:sSub>
           <m:e>
-            <m:d>
-              <m:dPr>
-                <m:begChr m:val="["/>
-                <m:sepChr m:val=""/>
-                <m:endChr m:val="]"/>
-                <m:grow/>
-              </m:dPr>
-              <m:e>
-                <m:r>
-                  <m:t>F</m:t>
-                </m:r>
-              </m:e>
-            </m:d>
+            <m:r>
+              <m:rPr>
+                <m:sty m:val="p"/>
+              </m:rPr>
+              <m:t>]</m:t>
+            </m:r>
           </m:e>
           <m:sub>
             <m:r>
@@ -625,21 +633,23 @@
         <m:r>
           <m:t> </m:t>
         </m:r>
+        <m:r>
+          <m:rPr>
+            <m:sty m:val="p"/>
+          </m:rPr>
+          <m:t>[</m:t>
+        </m:r>
+        <m:r>
+          <m:t>B</m:t>
+        </m:r>
         <m:sSub>
           <m:e>
-            <m:d>
-              <m:dPr>
-                <m:begChr m:val="["/>
-                <m:sepChr m:val=""/>
-                <m:endChr m:val="]"/>
-                <m:grow/>
-              </m:dPr>
-              <m:e>
-                <m:r>
-                  <m:t>B</m:t>
-                </m:r>
-              </m:e>
-            </m:d>
+            <m:r>
+              <m:rPr>
+                <m:sty m:val="p"/>
+              </m:rPr>
+              <m:t>]</m:t>
+            </m:r>
           </m:e>
           <m:sub>
             <m:r>
@@ -669,21 +679,23 @@
         <m:r>
           <m:t> </m:t>
         </m:r>
+        <m:r>
+          <m:rPr>
+            <m:sty m:val="p"/>
+          </m:rPr>
+          <m:t>[</m:t>
+        </m:r>
+        <m:r>
+          <m:t>A</m:t>
+        </m:r>
         <m:sSub>
           <m:e>
-            <m:d>
-              <m:dPr>
-                <m:begChr m:val="["/>
-                <m:sepChr m:val=""/>
-                <m:endChr m:val="]"/>
-                <m:grow/>
-              </m:dPr>
-              <m:e>
-                <m:r>
-                  <m:t>A</m:t>
-                </m:r>
-              </m:e>
-            </m:d>
+            <m:r>
+              <m:rPr>
+                <m:sty m:val="p"/>
+              </m:rPr>
+              <m:t>]</m:t>
+            </m:r>
           </m:e>
           <m:sub>
             <m:r>
@@ -719,21 +731,23 @@
         <m:r>
           <m:t> </m:t>
         </m:r>
+        <m:r>
+          <m:rPr>
+            <m:sty m:val="p"/>
+          </m:rPr>
+          <m:t>[</m:t>
+        </m:r>
+        <m:r>
+          <m:t>C</m:t>
+        </m:r>
         <m:sSub>
           <m:e>
-            <m:d>
-              <m:dPr>
-                <m:begChr m:val="["/>
-                <m:sepChr m:val=""/>
-                <m:endChr m:val="]"/>
-                <m:grow/>
-              </m:dPr>
-              <m:e>
-                <m:r>
-                  <m:t>C</m:t>
-                </m:r>
-              </m:e>
-            </m:d>
+            <m:r>
+              <m:rPr>
+                <m:sty m:val="p"/>
+              </m:rPr>
+              <m:t>]</m:t>
+            </m:r>
           </m:e>
           <m:sub>
             <m:r>
@@ -763,21 +777,23 @@
         <m:r>
           <m:t> </m:t>
         </m:r>
+        <m:r>
+          <m:rPr>
+            <m:sty m:val="p"/>
+          </m:rPr>
+          <m:t>[</m:t>
+        </m:r>
+        <m:r>
+          <m:t>E</m:t>
+        </m:r>
         <m:sSub>
           <m:e>
-            <m:d>
-              <m:dPr>
-                <m:begChr m:val="["/>
-                <m:sepChr m:val=""/>
-                <m:endChr m:val="]"/>
-                <m:grow/>
-              </m:dPr>
-              <m:e>
-                <m:r>
-                  <m:t>E</m:t>
-                </m:r>
-              </m:e>
-            </m:d>
+            <m:r>
+              <m:rPr>
+                <m:sty m:val="p"/>
+              </m:rPr>
+              <m:t>]</m:t>
+            </m:r>
           </m:e>
           <m:sub>
             <m:r>
@@ -813,21 +829,23 @@
         <m:r>
           <m:t> </m:t>
         </m:r>
+        <m:r>
+          <m:rPr>
+            <m:sty m:val="p"/>
+          </m:rPr>
+          <m:t>[</m:t>
+        </m:r>
+        <m:r>
+          <m:t>H</m:t>
+        </m:r>
         <m:sSub>
           <m:e>
-            <m:d>
-              <m:dPr>
-                <m:begChr m:val="["/>
-                <m:sepChr m:val=""/>
-                <m:endChr m:val="]"/>
-                <m:grow/>
-              </m:dPr>
-              <m:e>
-                <m:r>
-                  <m:t>H</m:t>
-                </m:r>
-              </m:e>
-            </m:d>
+            <m:r>
+              <m:rPr>
+                <m:sty m:val="p"/>
+              </m:rPr>
+              <m:t>]</m:t>
+            </m:r>
           </m:e>
           <m:sub>
             <m:r>
@@ -857,21 +875,23 @@
         <m:r>
           <m:t> </m:t>
         </m:r>
+        <m:r>
+          <m:rPr>
+            <m:sty m:val="p"/>
+          </m:rPr>
+          <m:t>[</m:t>
+        </m:r>
+        <m:r>
+          <m:t>H</m:t>
+        </m:r>
         <m:sSub>
           <m:e>
-            <m:d>
-              <m:dPr>
-                <m:begChr m:val="["/>
-                <m:sepChr m:val=""/>
-                <m:endChr m:val="]"/>
-                <m:grow/>
-              </m:dPr>
-              <m:e>
-                <m:r>
-                  <m:t>H</m:t>
-                </m:r>
-              </m:e>
-            </m:d>
+            <m:r>
+              <m:rPr>
+                <m:sty m:val="p"/>
+              </m:rPr>
+              <m:t>]</m:t>
+            </m:r>
           </m:e>
           <m:sub>
             <m:r>
@@ -901,21 +921,23 @@
         <m:r>
           <m:t> </m:t>
         </m:r>
+        <m:r>
+          <m:rPr>
+            <m:sty m:val="p"/>
+          </m:rPr>
+          <m:t>[</m:t>
+        </m:r>
+        <m:r>
+          <m:t>E</m:t>
+        </m:r>
         <m:sSub>
           <m:e>
-            <m:d>
-              <m:dPr>
-                <m:begChr m:val="["/>
-                <m:sepChr m:val=""/>
-                <m:endChr m:val="]"/>
-                <m:grow/>
-              </m:dPr>
-              <m:e>
-                <m:r>
-                  <m:t>E</m:t>
-                </m:r>
-              </m:e>
-            </m:d>
+            <m:r>
+              <m:rPr>
+                <m:sty m:val="p"/>
+              </m:rPr>
+              <m:t>]</m:t>
+            </m:r>
           </m:e>
           <m:sub>
             <m:r>
@@ -951,21 +973,23 @@
         <m:r>
           <m:t> </m:t>
         </m:r>
+        <m:r>
+          <m:rPr>
+            <m:sty m:val="p"/>
+          </m:rPr>
+          <m:t>[</m:t>
+        </m:r>
+        <m:r>
+          <m:t>G</m:t>
+        </m:r>
         <m:sSub>
           <m:e>
-            <m:d>
-              <m:dPr>
-                <m:begChr m:val="["/>
-                <m:sepChr m:val=""/>
-                <m:endChr m:val="]"/>
-                <m:grow/>
-              </m:dPr>
-              <m:e>
-                <m:r>
-                  <m:t>G</m:t>
-                </m:r>
-              </m:e>
-            </m:d>
+            <m:r>
+              <m:rPr>
+                <m:sty m:val="p"/>
+              </m:rPr>
+              <m:t>]</m:t>
+            </m:r>
           </m:e>
           <m:sub>
             <m:r>
@@ -990,8 +1014,8 @@
         </m:r>
       </m:oMath>
     </w:p>
-    <w:bookmarkEnd w:id="22"/>
-    <w:bookmarkStart w:id="23" w:name="section-2"/>
+    <w:bookmarkEnd w:id="11"/>
+    <w:bookmarkStart w:id="12" w:name="section-2"/>
     <w:p>
       <w:pPr>
         <w:pStyle w:val="Heading2"/>
@@ -1011,52 +1035,151 @@
         <m:r>
           <m:rPr>
             <m:nor/>
-            <m:sty m:val="p"/>
             <m:scr m:val="sans-serif"/>
+            <m:sty m:val="p"/>
           </m:rPr>
           <m:t>diag</m:t>
         </m:r>
-        <m:d>
-          <m:dPr>
-            <m:begChr m:val="("/>
-            <m:sepChr m:val=""/>
-            <m:endChr m:val=")"/>
-            <m:grow/>
-          </m:dPr>
-          <m:e>
-            <m:r>
-              <m:t>A</m:t>
-            </m:r>
-          </m:e>
-        </m:d>
+        <m:r>
+          <m:rPr>
+            <m:sty m:val="p"/>
+          </m:rPr>
+          <m:t>(</m:t>
+        </m:r>
+        <m:r>
+          <m:t>A</m:t>
+        </m:r>
+        <m:r>
+          <m:rPr>
+            <m:sty m:val="p"/>
+          </m:rPr>
+          <m:t>)</m:t>
+        </m:r>
         <m:r>
           <m:rPr>
             <m:sty m:val="p"/>
           </m:rPr>
           <m:t>=</m:t>
         </m:r>
-        <m:d>
-          <m:dPr>
-            <m:begChr m:val="("/>
-            <m:sepChr m:val=""/>
-            <m:endChr m:val=")"/>
-            <m:grow/>
-          </m:dPr>
+        <m:r>
+          <m:rPr>
+            <m:sty m:val="p"/>
+          </m:rPr>
+          <m:t>(</m:t>
+        </m:r>
+        <m:r>
+          <m:t>2</m:t>
+        </m:r>
+        <m:r>
+          <m:rPr>
+            <m:sty m:val="p"/>
+          </m:rPr>
+          <m:t>,</m:t>
+        </m:r>
+        <m:r>
+          <m:t>4</m:t>
+        </m:r>
+        <m:r>
+          <m:rPr>
+            <m:sty m:val="p"/>
+          </m:rPr>
+          <m:t>)</m:t>
+        </m:r>
+      </m:oMath>
+      <w:r>
+        <w:br/>
+      </w:r>
+    </w:p>
+    <w:p>
+      <w:pPr>
+        <w:pStyle w:val="BodyText"/>
+      </w:pPr>
+      <m:oMath>
+        <m:r>
+          <m:t> </m:t>
+        </m:r>
+        <m:r>
+          <m:rPr>
+            <m:nor/>
+            <m:scr m:val="sans-serif"/>
+            <m:sty m:val="p"/>
+          </m:rPr>
+          <m:t>diag</m:t>
+        </m:r>
+        <m:r>
+          <m:rPr>
+            <m:sty m:val="p"/>
+          </m:rPr>
+          <m:t>(</m:t>
+        </m:r>
+        <m:r>
+          <m:t>C</m:t>
+        </m:r>
+        <m:r>
+          <m:rPr>
+            <m:sty m:val="p"/>
+          </m:rPr>
+          <m:t>)</m:t>
+        </m:r>
+        <m:r>
+          <m:rPr>
+            <m:sty m:val="p"/>
+          </m:rPr>
+          <m:t>=</m:t>
+        </m:r>
+        <m:r>
+          <m:rPr>
+            <m:sty m:val="p"/>
+          </m:rPr>
+          <m:t>(</m:t>
+        </m:r>
+        <m:r>
+          <m:t>0</m:t>
+        </m:r>
+        <m:r>
+          <m:rPr>
+            <m:sty m:val="p"/>
+          </m:rPr>
+          <m:t>,</m:t>
+        </m:r>
+        <m:r>
+          <m:rPr>
+            <m:sty m:val="p"/>
+          </m:rPr>
+          <m:t>−</m:t>
+        </m:r>
+        <m:rad>
+          <m:radPr>
+            <m:degHide m:val="on"/>
+          </m:radPr>
+          <m:deg/>
           <m:e>
             <m:r>
               <m:t>2</m:t>
             </m:r>
-            <m:r>
-              <m:rPr>
-                <m:sty m:val="p"/>
-              </m:rPr>
-              <m:t>,</m:t>
-            </m:r>
-            <m:r>
-              <m:t>4</m:t>
-            </m:r>
           </m:e>
-        </m:d>
+        </m:rad>
+        <m:r>
+          <m:rPr>
+            <m:sty m:val="p"/>
+          </m:rPr>
+          <m:t>,</m:t>
+        </m:r>
+        <m:r>
+          <m:rPr>
+            <m:sty m:val="p"/>
+          </m:rPr>
+          <m:t>−</m:t>
+        </m:r>
+        <m:r>
+          <m:t>7</m:t>
+        </m:r>
+        <m:r>
+          <m:rPr>
+            <m:sty m:val="p"/>
+          </m:rPr>
+          <m:t>)</m:t>
+        </m:r>
       </m:oMath>
       <w:r>
         <w:br/>
@@ -1073,81 +1196,65 @@
         <m:r>
           <m:rPr>
             <m:nor/>
-            <m:sty m:val="p"/>
             <m:scr m:val="sans-serif"/>
+            <m:sty m:val="p"/>
           </m:rPr>
           <m:t>diag</m:t>
         </m:r>
-        <m:d>
-          <m:dPr>
-            <m:begChr m:val="("/>
-            <m:sepChr m:val=""/>
-            <m:endChr m:val=")"/>
-            <m:grow/>
-          </m:dPr>
-          <m:e>
-            <m:r>
-              <m:t>C</m:t>
-            </m:r>
-          </m:e>
-        </m:d>
+        <m:r>
+          <m:rPr>
+            <m:sty m:val="p"/>
+          </m:rPr>
+          <m:t>(</m:t>
+        </m:r>
+        <m:r>
+          <m:t>E</m:t>
+        </m:r>
+        <m:r>
+          <m:rPr>
+            <m:sty m:val="p"/>
+          </m:rPr>
+          <m:t>)</m:t>
+        </m:r>
         <m:r>
           <m:rPr>
             <m:sty m:val="p"/>
           </m:rPr>
           <m:t>=</m:t>
         </m:r>
-        <m:d>
-          <m:dPr>
-            <m:begChr m:val="("/>
-            <m:sepChr m:val=""/>
-            <m:endChr m:val=")"/>
-            <m:grow/>
-          </m:dPr>
-          <m:e>
-            <m:r>
-              <m:t>0</m:t>
-            </m:r>
-            <m:r>
-              <m:rPr>
-                <m:sty m:val="p"/>
-              </m:rPr>
-              <m:t>,</m:t>
-            </m:r>
-            <m:r>
-              <m:rPr>
-                <m:sty m:val="p"/>
-              </m:rPr>
-              <m:t>−</m:t>
-            </m:r>
-            <m:rad>
-              <m:radPr>
-                <m:degHide m:val="on"/>
-              </m:radPr>
-              <m:deg/>
-              <m:e>
-                <m:r>
-                  <m:t>2</m:t>
-                </m:r>
-              </m:e>
-            </m:rad>
-            <m:r>
-              <m:rPr>
-                <m:sty m:val="p"/>
-              </m:rPr>
-              <m:t>,</m:t>
-            </m:r>
-            <m:r>
-              <m:rPr>
-                <m:sty m:val="p"/>
-              </m:rPr>
-              <m:t>−</m:t>
-            </m:r>
-            <m:r>
-              <m:t>7</m:t>
-            </m:r>
-          </m:e>
-        </m:d>
+        <m:r>
+          <m:rPr>
+            <m:sty m:val="p"/>
+          </m:rPr>
+          <m:t>(</m:t>
+        </m:r>
+        <m:r>
+          <m:t>1</m:t>
+        </m:r>
+        <m:r>
+          <m:rPr>
+            <m:sty m:val="p"/>
+          </m:rPr>
+          <m:t>,</m:t>
+        </m:r>
+        <m:r>
+          <m:t>3</m:t>
+        </m:r>
+        <m:r>
+          <m:rPr>
+            <m:sty m:val="p"/>
+          </m:rPr>
+          <m:t>,</m:t>
+        </m:r>
+        <m:r>
+          <m:t>7</m:t>
+        </m:r>
+        <m:r>
+          <m:rPr>
+            <m:sty m:val="p"/>
+          </m:rPr>
+          <m:t>)</m:t>
+        </m:r>
       </m:oMath>
       <w:r>
         <w:br/>
@@ -1164,128 +1271,61 @@
         <m:r>
           <m:rPr>
             <m:nor/>
-            <m:sty m:val="p"/>
             <m:scr m:val="sans-serif"/>
+            <m:sty m:val="p"/>
           </m:rPr>
           <m:t>diag</m:t>
         </m:r>
-        <m:d>
-          <m:dPr>
-            <m:begChr m:val="("/>
-            <m:sepChr m:val=""/>
-            <m:endChr m:val=")"/>
-            <m:grow/>
-          </m:dPr>
-          <m:e>
-            <m:r>
-              <m:t>E</m:t>
-            </m:r>
-          </m:e>
-        </m:d>
+        <m:r>
+          <m:rPr>
+            <m:sty m:val="p"/>
+          </m:rPr>
+          <m:t>(</m:t>
+        </m:r>
+        <m:r>
+          <m:t>G</m:t>
+        </m:r>
+        <m:r>
+          <m:rPr>
+            <m:sty m:val="p"/>
+          </m:rPr>
+          <m:t>)</m:t>
+        </m:r>
         <m:r>
           <m:rPr>
             <m:sty m:val="p"/>
           </m:rPr>
           <m:t>=</m:t>
         </m:r>
-        <m:d>
-          <m:dPr>
-            <m:begChr m:val="("/>
-            <m:sepChr m:val=""/>
-            <m:endChr m:val=")"/>
-            <m:grow/>
-          </m:dPr>
-          <m:e>
-            <m:r>
-              <m:t>1</m:t>
-            </m:r>
-            <m:r>
-              <m:rPr>
-                <m:sty m:val="p"/>
-              </m:rPr>
-              <m:t>,</m:t>
-            </m:r>
-            <m:r>
-              <m:t>3</m:t>
-            </m:r>
-            <m:r>
-              <m:rPr>
-                <m:sty m:val="p"/>
-              </m:rPr>
-              <m:t>,</m:t>
-            </m:r>
-            <m:r>
-              <m:t>7</m:t>
-            </m:r>
-          </m:e>
-        </m:d>
+        <m:r>
+          <m:rPr>
+            <m:sty m:val="p"/>
+          </m:rPr>
+          <m:t>(</m:t>
+        </m:r>
+        <m:r>
+          <m:rPr>
+            <m:sty m:val="p"/>
+          </m:rPr>
+          <m:t>−</m:t>
+        </m:r>
+        <m:r>
+          <m:t>1</m:t>
+        </m:r>
+        <m:r>
+          <m:rPr>
+            <m:sty m:val="p"/>
+          </m:rPr>
+          <m:t>)</m:t>
+        </m:r>
       </m:oMath>
       <w:r>
         <w:br/>
       </w:r>
     </w:p>
-    <w:p>
-      <w:pPr>
-        <w:pStyle w:val="BodyText"/>
-      </w:pPr>
-      <m:oMath>
-        <m:r>
-          <m:t> </m:t>
-        </m:r>
-        <m:r>
-          <m:rPr>
-            <m:nor/>
-            <m:sty m:val="p"/>
-            <m:scr m:val="sans-serif"/>
-          </m:rPr>
-          <m:t>diag</m:t>
-        </m:r>
-        <m:d>
-          <m:dPr>
-            <m:begChr m:val="("/>
-            <m:sepChr m:val=""/>
-            <m:endChr m:val=")"/>
-            <m:grow/>
-          </m:dPr>
-          <m:e>
-            <m:r>
-              <m:t>G</m:t>
-            </m:r>
-          </m:e>
-        </m:d>
-        <m:r>
-          <m:rPr>
-            <m:sty m:val="p"/>
-          </m:rPr>
-          <m:t>=</m:t>
-        </m:r>
-        <m:d>
-          <m:dPr>
-            <m:begChr m:val="("/>
-            <m:sepChr m:val=""/>
-            <m:endChr m:val=")"/>
-            <m:grow/>
-          </m:dPr>
-          <m:e>
-            <m:r>
-              <m:rPr>
-                <m:sty m:val="p"/>
-              </m:rPr>
-              <m:t>−</m:t>
-            </m:r>
-            <m:r>
-              <m:t>1</m:t>
-            </m:r>
-          </m:e>
-        </m:d>
-      </m:oMath>
-      <w:r>
-        <w:br/>
-      </w:r>
-    </w:p>
-    <w:bookmarkEnd w:id="23"/>
-    <w:bookmarkEnd w:id="24"/>
-    <w:bookmarkStart w:id="25" w:name="q2"/>
+    <w:bookmarkEnd w:id="12"/>
+    <w:bookmarkEnd w:id="13"/>
+    <w:bookmarkStart w:id="14" w:name="q2"/>
     <w:p>
       <w:pPr>
         <w:pStyle w:val="Heading1"/>
@@ -2795,28 +2835,30 @@
         <m:r>
           <m:t> </m:t>
         </m:r>
-        <m:d>
-          <m:dPr>
-            <m:begChr m:val="("/>
-            <m:sepChr m:val=""/>
-            <m:endChr m:val=")"/>
-            <m:grow/>
-          </m:dPr>
-          <m:e>
-            <m:r>
-              <m:t>1</m:t>
-            </m:r>
-            <m:r>
-              <m:rPr>
-                <m:sty m:val="p"/>
-              </m:rPr>
-              <m:t>/</m:t>
-            </m:r>
-            <m:r>
-              <m:t>2</m:t>
-            </m:r>
-          </m:e>
-        </m:d>
+        <m:r>
+          <m:rPr>
+            <m:sty m:val="p"/>
+          </m:rPr>
+          <m:t>(</m:t>
+        </m:r>
+        <m:r>
+          <m:t>1</m:t>
+        </m:r>
+        <m:r>
+          <m:rPr>
+            <m:sty m:val="p"/>
+          </m:rPr>
+          <m:t>/</m:t>
+        </m:r>
+        <m:r>
+          <m:t>2</m:t>
+        </m:r>
+        <m:r>
+          <m:rPr>
+            <m:sty m:val="p"/>
+          </m:rPr>
+          <m:t>)</m:t>
+        </m:r>
         <m:r>
           <m:t>O</m:t>
         </m:r>
@@ -3235,28 +3277,30 @@
         <m:r>
           <m:t>2</m:t>
         </m:r>
-        <m:d>
-          <m:dPr>
-            <m:begChr m:val="("/>
-            <m:sepChr m:val=""/>
-            <m:endChr m:val=")"/>
-            <m:grow/>
-          </m:dPr>
-          <m:e>
-            <m:r>
-              <m:t>Z</m:t>
-            </m:r>
-            <m:r>
-              <m:rPr>
-                <m:sty m:val="p"/>
-              </m:rPr>
-              <m:t>+</m:t>
-            </m:r>
-            <m:r>
-              <m:t>W</m:t>
-            </m:r>
-          </m:e>
-        </m:d>
+        <m:r>
+          <m:rPr>
+            <m:sty m:val="p"/>
+          </m:rPr>
+          <m:t>(</m:t>
+        </m:r>
+        <m:r>
+          <m:t>Z</m:t>
+        </m:r>
+        <m:r>
+          <m:rPr>
+            <m:sty m:val="p"/>
+          </m:rPr>
+          <m:t>+</m:t>
+        </m:r>
+        <m:r>
+          <m:t>W</m:t>
+        </m:r>
+        <m:r>
+          <m:rPr>
+            <m:sty m:val="p"/>
+          </m:rPr>
+          <m:t>)</m:t>
+        </m:r>
         <m:r>
           <m:rPr>
             <m:sty m:val="p"/>
@@ -3625,8 +3669,8 @@
         </m:d>
       </m:oMath>
     </w:p>
-    <w:bookmarkEnd w:id="25"/>
-    <w:bookmarkStart w:id="28" w:name="q3"/>
+    <w:bookmarkEnd w:id="14"/>
+    <w:bookmarkStart w:id="17" w:name="q3"/>
     <w:p>
       <w:pPr>
         <w:pStyle w:val="Heading1"/>
@@ -3865,7 +3909,7 @@
         </w:pict>
       </w:r>
     </w:p>
-    <w:bookmarkStart w:id="27" w:name="version-history"/>
+    <w:bookmarkStart w:id="16" w:name="version-history"/>
     <w:p>
       <w:pPr>
         <w:pStyle w:val="Heading2"/>
@@ -3886,7 +3930,7 @@
       <w:pPr>
         <w:pStyle w:val="BodyText"/>
       </w:pPr>
-      <w:hyperlink r:id="rId26">
+      <w:hyperlink r:id="rId15">
         <w:r>
           <w:rPr>
             <w:rStyle w:val="Hyperlink"/>
@@ -3895,8 +3939,8 @@
         </w:r>
       </w:hyperlink>
     </w:p>
-    <w:bookmarkEnd w:id="27"/>
-    <w:bookmarkEnd w:id="28"/>
+    <w:bookmarkEnd w:id="16"/>
+    <w:bookmarkEnd w:id="17"/>
     <w:sectPr>
       <w:pgSz w:h="15840" w:w="12240"/>
       <w:pgMar w:bottom="1440" w:footer="720" w:gutter="0" w:header="720" w:left="1440" w:right="1440" w:top="1440"/>
